--- a/youwen/manuscript/yisheng_v10_title_page.docx
+++ b/youwen/manuscript/yisheng_v10_title_page.docx
@@ -493,7 +493,7 @@
         <w:t xml:space="preserve">Fig1.tif</w:t>
       </w:r>
       <w:r>
-        <w:t xml:space="preserve">. This page identifies the authors and is submitted separately from the anonymised manuscript.</w:t>
+        <w:t xml:space="preserve">. This page identifies the authors and is not part of the anonymised manuscript. Snapp asks for these statements in its own form (the manuscript file must not contain the funding, competing-interest, ethics and contribution statements), so the page is the English source text for that form; upload it only if the system asks for a title page.</w:t>
       </w:r>
     </w:p>
     <w:sectPr>

--- a/youwen/manuscript/yisheng_v10_title_page.docx
+++ b/youwen/manuscript/yisheng_v10_title_page.docx
@@ -387,7 +387,7 @@
         <w:t xml:space="preserve"> </w:t>
       </w:r>
       <w:r>
-        <w:t xml:space="preserve">The data supporting the findings of this study are included in the Supplementary Information: the pair-level dataset (Online Resource 2), the semantic codings (Online Resource 3), the analysis plan and the materials of the enlarged coding (Online Resources 4 and 5), the result tables (Online Resource 6) and the analysis code (Online Resource 7); Online Resource 1 is a guide to all files. The source texts and linguistic resources behind the dataset are open and are cited in Section 3: the digital</w:t>
+        <w:t xml:space="preserve">All data supporting the findings of this study are available within the article and its Supplementary Information: the pair-level dataset (Online Resource 2), the semantic codings (Online Resource 3), the analysis plan and the materials of the enlarged coding, including the prompts and the raw answers of the Claude instances (Online Resources 4 and 5), the result tables (Online Resource 6), and the analysis code together with all input tables as CSV files (Online Resource 7). Online Resource 1 is a guide to all files, with the data dictionaries, the coding instructions and the sources and licences of third-party data (its Section 8). The source texts and linguistic resources behind the dataset are open and are cited in Section 3: the digital</w:t>
       </w:r>
       <w:r>
         <w:t xml:space="preserve"> </w:t>
@@ -403,7 +403,7 @@
         <w:t xml:space="preserve"> </w:t>
       </w:r>
       <w:r>
-        <w:t xml:space="preserve">of the shuowenjiezi project, the tshet-uinh database (nk2028), the cddb database of Baxter and Sagart’s reconstruction, and the Kanseki Repository.</w:t>
+        <w:t xml:space="preserve">of the shuowenjiezi project, the tshet-uinh database (nk2028), the cddb database of Baxter and Sagart’s reconstruction, and the Kanseki Repository. The scans of the print editions consulted for the checks (Waseda University Library; National Library of China) are not redistributed.</w:t>
       </w:r>
     </w:p>
     <w:p>

--- a/youwen/manuscript/yisheng_v10_title_page.docx
+++ b/youwen/manuscript/yisheng_v10_title_page.docx
@@ -104,35 +104,80 @@
         <w:t xml:space="preserve"> </w:t>
       </w:r>
       <w:r>
-        <w:t xml:space="preserve">· ORCID:</w:t>
-      </w:r>
-      <w:r>
-        <w:t xml:space="preserve"> </w:t>
-      </w:r>
+        <w:t xml:space="preserve">· ORCID: N/A · e-mail: wu_yusen825@icloud.com</w:t>
+      </w:r>
+    </w:p>
+    <w:p>
+      <w:pPr>
+        <w:pStyle w:val="LetterText"/>
+      </w:pPr>
+      <w:r>
+        <w:t xml:space="preserve">Weiyi Qu</w:t>
+      </w:r>
+      <w:r>
+        <w:rPr>
+          <w:vertAlign w:val="superscript"/>
+        </w:rPr>
+        <w:t xml:space="preserve">1</w:t>
+      </w:r>
+      <w:r>
+        <w:t xml:space="preserve"> </w:t>
+      </w:r>
+      <w:r>
+        <w:t xml:space="preserve">· ORCID: N/A · e-mail: 202520101018@bfsu.edu.cn</w:t>
+      </w:r>
+    </w:p>
+    <w:p>
+      <w:pPr>
+        <w:pStyle w:val="LetterText"/>
+      </w:pPr>
+      <w:r>
+        <w:rPr>
+          <w:vertAlign w:val="superscript"/>
+        </w:rPr>
+        <w:t xml:space="preserve">1</w:t>
+      </w:r>
+      <w:r>
+        <w:t xml:space="preserve"> </w:t>
+      </w:r>
+      <w:r>
+        <w:t xml:space="preserve">Beijing Foreign Studies University, School of English and International Studies, Beijing, China</w:t>
+      </w:r>
+    </w:p>
+    <w:p>
+      <w:pPr>
+        <w:pStyle w:val="LetterText"/>
+      </w:pPr>
       <w:r>
         <w:rPr>
           <w:b/>
           <w:bCs/>
-          <w:highlight w:val="yellow"/>
-        </w:rPr>
-        <w:t xml:space="preserve">[TO BE SUPPLIED: ORCID, if the author has one]</w:t>
-      </w:r>
-      <w:r>
-        <w:t xml:space="preserve"> </w:t>
-      </w:r>
-      <w:r>
-        <w:t xml:space="preserve">· e-mail:</w:t>
-      </w:r>
-      <w:r>
-        <w:t xml:space="preserve"> </w:t>
-      </w:r>
+        </w:rPr>
+        <w:t xml:space="preserve">Corresponding author</w:t>
+      </w:r>
+      <w:r>
+        <w:t xml:space="preserve"> </w:t>
+      </w:r>
+      <w:r>
+        <w:t xml:space="preserve">Yusen Wu, e-mail wu_yusen825@icloud.com</w:t>
+      </w:r>
+    </w:p>
+    <w:p>
+      <w:pPr>
+        <w:pStyle w:val="LetterText"/>
+      </w:pPr>
       <w:r>
         <w:rPr>
           <w:b/>
           <w:bCs/>
-          <w:highlight w:val="yellow"/>
-        </w:rPr>
-        <w:t xml:space="preserve">[TO BE SUPPLIED: e-mail]</w:t>
+        </w:rPr>
+        <w:t xml:space="preserve">Acknowledgements</w:t>
+      </w:r>
+      <w:r>
+        <w:t xml:space="preserve"> </w:t>
+      </w:r>
+      <w:r>
+        <w:t xml:space="preserve">None.</w:t>
       </w:r>
     </w:p>
     <w:p>
@@ -140,47 +185,29 @@
         <w:pStyle w:val="LetterText"/>
       </w:pPr>
       <w:r>
-        <w:t xml:space="preserve">Weiyi Qu</w:t>
-      </w:r>
-      <w:r>
-        <w:rPr>
-          <w:vertAlign w:val="superscript"/>
-        </w:rPr>
-        <w:t xml:space="preserve">1</w:t>
-      </w:r>
-      <w:r>
-        <w:t xml:space="preserve"> </w:t>
-      </w:r>
-      <w:r>
-        <w:t xml:space="preserve">· ORCID:</w:t>
-      </w:r>
-      <w:r>
-        <w:t xml:space="preserve"> </w:t>
-      </w:r>
-      <w:r>
         <w:rPr>
           <w:b/>
           <w:bCs/>
-          <w:highlight w:val="yellow"/>
-        </w:rPr>
-        <w:t xml:space="preserve">[TO BE SUPPLIED: ORCID, if the author has one]</w:t>
-      </w:r>
-      <w:r>
-        <w:t xml:space="preserve"> </w:t>
-      </w:r>
-      <w:r>
-        <w:t xml:space="preserve">· e-mail:</w:t>
-      </w:r>
-      <w:r>
-        <w:t xml:space="preserve"> </w:t>
-      </w:r>
+        </w:rPr>
+        <w:t xml:space="preserve">Keywords</w:t>
+      </w:r>
+      <w:r>
+        <w:t xml:space="preserve"> </w:t>
+      </w:r>
+      <w:r>
+        <w:t xml:space="preserve">Lexical relatedness; Derivation; Conversion; Old Chinese; Suffix *-s; Writing systems</w:t>
+      </w:r>
+    </w:p>
+    <w:p>
+      <w:pPr>
+        <w:pStyle w:val="LetterText"/>
+      </w:pPr>
       <w:r>
         <w:rPr>
           <w:b/>
           <w:bCs/>
-          <w:highlight w:val="yellow"/>
-        </w:rPr>
-        <w:t xml:space="preserve">[TO BE SUPPLIED: e-mail]</w:t>
+        </w:rPr>
+        <w:t xml:space="preserve">Statements and Declarations</w:t>
       </w:r>
     </w:p>
     <w:p>
@@ -189,15 +216,16 @@
       </w:pPr>
       <w:r>
         <w:rPr>
-          <w:vertAlign w:val="superscript"/>
-        </w:rPr>
-        <w:t xml:space="preserve">1</w:t>
-      </w:r>
-      <w:r>
-        <w:t xml:space="preserve"> </w:t>
-      </w:r>
-      <w:r>
-        <w:t xml:space="preserve">Beijing Foreign Studies University, School of English and International Studies, Beijing, China</w:t>
+          <w:b/>
+          <w:bCs/>
+        </w:rPr>
+        <w:t xml:space="preserve">Funding</w:t>
+      </w:r>
+      <w:r>
+        <w:t xml:space="preserve"> </w:t>
+      </w:r>
+      <w:r>
+        <w:t xml:space="preserve">The authors did not receive support from any organization for the submitted work.</w:t>
       </w:r>
     </w:p>
     <w:p>
@@ -209,18 +237,44 @@
           <w:b/>
           <w:bCs/>
         </w:rPr>
-        <w:t xml:space="preserve">Corresponding author</w:t>
-      </w:r>
-      <w:r>
-        <w:t xml:space="preserve"> </w:t>
-      </w:r>
+        <w:t xml:space="preserve">Competing interests</w:t>
+      </w:r>
+      <w:r>
+        <w:t xml:space="preserve"> </w:t>
+      </w:r>
+      <w:r>
+        <w:t xml:space="preserve">The authors have no competing interests to declare that are relevant to the content of this article. Neither author is a member of the editorial board of</w:t>
+      </w:r>
+      <w:r>
+        <w:t xml:space="preserve"> </w:t>
+      </w:r>
+      <w:r>
+        <w:rPr>
+          <w:i/>
+          <w:iCs/>
+        </w:rPr>
+        <w:t xml:space="preserve">Morphology</w:t>
+      </w:r>
+      <w:r>
+        <w:t xml:space="preserve">.</w:t>
+      </w:r>
+    </w:p>
+    <w:p>
+      <w:pPr>
+        <w:pStyle w:val="LetterText"/>
+      </w:pPr>
       <w:r>
         <w:rPr>
           <w:b/>
           <w:bCs/>
-          <w:highlight w:val="yellow"/>
-        </w:rPr>
-        <w:t xml:space="preserve">[TO BE SUPPLIED: name and e-mail address of the one corresponding author]</w:t>
+        </w:rPr>
+        <w:t xml:space="preserve">Ethics approval and consent</w:t>
+      </w:r>
+      <w:r>
+        <w:t xml:space="preserve"> </w:t>
+      </w:r>
+      <w:r>
+        <w:t xml:space="preserve">Not applicable. The study analyses historical texts and involves no human participants or animals.</w:t>
       </w:r>
     </w:p>
     <w:p>
@@ -232,144 +286,13 @@
           <w:b/>
           <w:bCs/>
         </w:rPr>
-        <w:t xml:space="preserve">Acknowledgements</w:t>
-      </w:r>
-      <w:r>
-        <w:t xml:space="preserve"> </w:t>
-      </w:r>
-      <w:r>
-        <w:t xml:space="preserve">None.</w:t>
-      </w:r>
-    </w:p>
-    <w:p>
-      <w:pPr>
-        <w:pStyle w:val="LetterText"/>
-      </w:pPr>
-      <w:r>
-        <w:rPr>
-          <w:b/>
-          <w:bCs/>
-        </w:rPr>
-        <w:t xml:space="preserve">Keywords</w:t>
-      </w:r>
-      <w:r>
-        <w:t xml:space="preserve"> </w:t>
-      </w:r>
-      <w:r>
-        <w:t xml:space="preserve">Lexical relatedness; Derivation; Conversion; Old Chinese; Suffix *-s; Writing systems</w:t>
-      </w:r>
-    </w:p>
-    <w:p>
-      <w:pPr>
-        <w:pStyle w:val="LetterText"/>
-      </w:pPr>
-      <w:r>
-        <w:rPr>
-          <w:b/>
-          <w:bCs/>
-        </w:rPr>
-        <w:t xml:space="preserve">Statements and Declarations</w:t>
-      </w:r>
-    </w:p>
-    <w:p>
-      <w:pPr>
-        <w:pStyle w:val="LetterText"/>
-      </w:pPr>
-      <w:r>
-        <w:rPr>
-          <w:b/>
-          <w:bCs/>
-        </w:rPr>
-        <w:t xml:space="preserve">Funding</w:t>
-      </w:r>
-      <w:r>
-        <w:t xml:space="preserve"> </w:t>
-      </w:r>
-      <w:r>
-        <w:t xml:space="preserve">The authors did not receive support from any organization for the submitted work.</w:t>
-      </w:r>
-    </w:p>
-    <w:p>
-      <w:pPr>
-        <w:pStyle w:val="LetterText"/>
-      </w:pPr>
-      <w:r>
-        <w:rPr>
-          <w:b/>
-          <w:bCs/>
-        </w:rPr>
-        <w:t xml:space="preserve">Competing interests</w:t>
-      </w:r>
-      <w:r>
-        <w:t xml:space="preserve"> </w:t>
-      </w:r>
-      <w:r>
-        <w:t xml:space="preserve">The authors have no competing interests to declare that are relevant to the content of this article. Neither author is a member of the editorial board of</w:t>
-      </w:r>
-      <w:r>
-        <w:t xml:space="preserve"> </w:t>
-      </w:r>
-      <w:r>
-        <w:rPr>
-          <w:i/>
-          <w:iCs/>
-        </w:rPr>
-        <w:t xml:space="preserve">Morphology</w:t>
-      </w:r>
-      <w:r>
-        <w:t xml:space="preserve"> </w:t>
-      </w:r>
-      <w:r>
-        <w:rPr>
-          <w:b/>
-          <w:bCs/>
-          <w:highlight w:val="yellow"/>
-        </w:rPr>
-        <w:t xml:space="preserve">[TO BE SUPPLIED: authors to confirm]</w:t>
-      </w:r>
-      <w:r>
-        <w:t xml:space="preserve">.</w:t>
-      </w:r>
-    </w:p>
-    <w:p>
-      <w:pPr>
-        <w:pStyle w:val="LetterText"/>
-      </w:pPr>
-      <w:r>
-        <w:rPr>
-          <w:b/>
-          <w:bCs/>
-        </w:rPr>
-        <w:t xml:space="preserve">Ethics approval and consent</w:t>
-      </w:r>
-      <w:r>
-        <w:t xml:space="preserve"> </w:t>
-      </w:r>
-      <w:r>
-        <w:t xml:space="preserve">Not applicable. The study analyses historical texts and involves no human participants or animals.</w:t>
-      </w:r>
-    </w:p>
-    <w:p>
-      <w:pPr>
-        <w:pStyle w:val="LetterText"/>
-      </w:pPr>
-      <w:r>
-        <w:rPr>
-          <w:b/>
-          <w:bCs/>
-        </w:rPr>
         <w:t xml:space="preserve">Author contributions</w:t>
       </w:r>
       <w:r>
         <w:t xml:space="preserve"> </w:t>
       </w:r>
       <w:r>
-        <w:rPr>
-          <w:b/>
-          <w:bCs/>
-          <w:highlight w:val="yellow"/>
-        </w:rPr>
-        <w:t xml:space="preserve">[TO BE SUPPLIED: author contributions, as the authors want them stated (free text or CRediT)]</w:t>
+        <w:t xml:space="preserve">Yusen Wu: conceptualization, methodology, data curation, software, formal analysis, investigation, visualization, writing – original draft, writing – review and editing. Weiyi Qu: investigation (coding) and literature review.</w:t>
       </w:r>
     </w:p>
     <w:p>

--- a/youwen/manuscript/yisheng_v10_title_page.docx
+++ b/youwen/manuscript/yisheng_v10_title_page.docx
@@ -195,7 +195,7 @@
         <w:t xml:space="preserve"> </w:t>
       </w:r>
       <w:r>
-        <w:t xml:space="preserve">Lexical relatedness; Derivation; Conversion; Old Chinese; Suffix *-s; Writing systems</w:t>
+        <w:t xml:space="preserve">Derivation; Lexical relatedness; Conversion; Phonetic compounds; Chinese writing system; Old Chinese</w:t>
       </w:r>
     </w:p>
     <w:p>
@@ -377,7 +377,7 @@
         <w:t xml:space="preserve"> </w:t>
       </w:r>
       <w:r>
-        <w:t xml:space="preserve">(8,800 words of main text, abstract 246 words, 12 tables, 1 figure, 37 references); the figure is supplied as</w:t>
+        <w:t xml:space="preserve">(8,800 words of main text, abstract 200 words, 12 tables, 1 figure, 37 references); the figure is supplied as</w:t>
       </w:r>
       <w:r>
         <w:t xml:space="preserve"> </w:t>
